--- a/02. Advanced Certificate in Agentic AI Coding and Architecting/Advanced Certificate in Agentic AI Coding and Architecting.docx
+++ b/02. Advanced Certificate in Agentic AI Coding and Architecting/Advanced Certificate in Agentic AI Coding and Architecting.docx
@@ -11,7 +11,23 @@
           <w:b/>
           <w:sz w:val="22"/>
         </w:rPr>
-        <w:t>Course Write-Up (for Courses other than External Degree Programmes)</w:t>
+        <w:t xml:space="preserve">Course Write-Up (for Courses other than External Degree </w:t>
+      </w:r>
+      <w:proofErr w:type="spellStart"/>
+      <w:r>
+        <w:rPr>
+          <w:b/>
+          <w:sz w:val="22"/>
+        </w:rPr>
+        <w:t>Programmes</w:t>
+      </w:r>
+      <w:proofErr w:type="spellEnd"/>
+      <w:r>
+        <w:rPr>
+          <w:b/>
+          <w:sz w:val="22"/>
+        </w:rPr>
+        <w:t>)</w:t>
       </w:r>
     </w:p>
     <w:p>
@@ -44,7 +60,7 @@
         </w:trPr>
         <w:tc>
           <w:tcPr>
-            <w:tcW w:w="3888" w:type="dxa"/>
+            <w:tcW w:w="3592" w:type="dxa"/>
             <w:shd w:val="clear" w:color="auto" w:fill="BFBFBF"/>
           </w:tcPr>
           <w:p>
@@ -58,7 +74,7 @@
         </w:tc>
         <w:tc>
           <w:tcPr>
-            <w:tcW w:w="7200" w:type="dxa"/>
+            <w:tcW w:w="6848" w:type="dxa"/>
             <w:shd w:val="clear" w:color="auto" w:fill="BFBFBF"/>
           </w:tcPr>
           <w:p>
@@ -77,7 +93,7 @@
         </w:trPr>
         <w:tc>
           <w:tcPr>
-            <w:tcW w:w="3888" w:type="dxa"/>
+            <w:tcW w:w="3592" w:type="dxa"/>
             <w:shd w:val="clear" w:color="auto" w:fill="D9D9D9"/>
           </w:tcPr>
           <w:p>
@@ -115,7 +131,7 @@
         </w:tc>
         <w:tc>
           <w:tcPr>
-            <w:tcW w:w="7200" w:type="dxa"/>
+            <w:tcW w:w="6848" w:type="dxa"/>
           </w:tcPr>
           <w:p>
             <w:r>
@@ -133,7 +149,7 @@
         </w:trPr>
         <w:tc>
           <w:tcPr>
-            <w:tcW w:w="3888" w:type="dxa"/>
+            <w:tcW w:w="3592" w:type="dxa"/>
             <w:shd w:val="clear" w:color="auto" w:fill="D9D9D9"/>
           </w:tcPr>
           <w:p>
@@ -144,7 +160,7 @@
         </w:tc>
         <w:tc>
           <w:tcPr>
-            <w:tcW w:w="7200" w:type="dxa"/>
+            <w:tcW w:w="6848" w:type="dxa"/>
           </w:tcPr>
           <w:p>
             <w:r>
@@ -159,7 +175,7 @@
         </w:trPr>
         <w:tc>
           <w:tcPr>
-            <w:tcW w:w="3888" w:type="dxa"/>
+            <w:tcW w:w="3592" w:type="dxa"/>
             <w:shd w:val="clear" w:color="auto" w:fill="D9D9D9"/>
           </w:tcPr>
           <w:p>
@@ -179,7 +195,7 @@
         </w:tc>
         <w:tc>
           <w:tcPr>
-            <w:tcW w:w="7200" w:type="dxa"/>
+            <w:tcW w:w="6848" w:type="dxa"/>
           </w:tcPr>
           <w:p>
             <w:r>
@@ -197,7 +213,7 @@
         </w:trPr>
         <w:tc>
           <w:tcPr>
-            <w:tcW w:w="3888" w:type="dxa"/>
+            <w:tcW w:w="3592" w:type="dxa"/>
             <w:shd w:val="clear" w:color="auto" w:fill="D9D9D9"/>
           </w:tcPr>
           <w:p>
@@ -208,7 +224,7 @@
         </w:tc>
         <w:tc>
           <w:tcPr>
-            <w:tcW w:w="7200" w:type="dxa"/>
+            <w:tcW w:w="6848" w:type="dxa"/>
           </w:tcPr>
           <w:p>
             <w:r>
@@ -217,31 +233,39 @@
               </w:rPr>
               <w:t>Tertiary Infotech</w:t>
             </w:r>
+            <w:r>
+              <w:rPr>
+                <w:b/>
+              </w:rPr>
+              <w:t xml:space="preserve"> Academy Pte Ltd</w:t>
+            </w:r>
           </w:p>
         </w:tc>
       </w:tr>
       <w:tr>
         <w:trPr>
+          <w:trHeight w:val="17674"/>
           <w:jc w:val="center"/>
         </w:trPr>
         <w:tc>
           <w:tcPr>
-            <w:tcW w:w="3888" w:type="dxa"/>
+            <w:tcW w:w="3592" w:type="dxa"/>
             <w:shd w:val="clear" w:color="auto" w:fill="D9D9D9"/>
           </w:tcPr>
           <w:p>
             <w:r>
+              <w:lastRenderedPageBreak/>
               <w:t>Brief Description of Course (including learning objectives for each module)</w:t>
             </w:r>
           </w:p>
         </w:tc>
         <w:tc>
           <w:tcPr>
-            <w:tcW w:w="7200" w:type="dxa"/>
+            <w:tcW w:w="6848" w:type="dxa"/>
           </w:tcPr>
           <w:p>
             <w:r>
-              <w:t>This Advanced Certificate develops architect-level competency in designing, building, and operating reliable AI agent systems using Claude. The curriculum is fully aligned to the five domains of the Claude Certified Architect certification. Each domain is delivered as one module of 10 sessions (9 teaching + 1 assessment), conducted live online on Monday, Wednesday and Friday, 7:00 PM – 10:00 PM (3 hours per session).</w:t>
+              <w:t>This Advanced Certificate develops architect-level competency in designing, building, and operating reliable AI agent systems using Claude Code. Each module is consists of 10 sessions (9 teaching + 1 assessment), conducted live online for 3 days a week, 7:00 PM – 10:00 PM (3 hours per session).</w:t>
             </w:r>
             <w:r>
               <w:br/>
@@ -256,23 +280,6 @@
               <w:t>Please provide the information on module and its learning objective in the following format:</w:t>
             </w:r>
           </w:p>
-        </w:tc>
-      </w:tr>
-      <w:tr>
-        <w:trPr>
-          <w:jc w:val="center"/>
-        </w:trPr>
-        <w:tc>
-          <w:tcPr>
-            <w:tcW w:w="3888" w:type="dxa"/>
-            <w:shd w:val="clear" w:color="auto" w:fill="D9D9D9"/>
-          </w:tcPr>
-          <w:p/>
-        </w:tc>
-        <w:tc>
-          <w:tcPr>
-            <w:tcW w:w="7200" w:type="dxa"/>
-          </w:tcPr>
           <w:p/>
           <w:tbl>
             <w:tblPr>
@@ -281,14 +288,14 @@
               <w:tblLook w:val="04A0" w:firstRow="1" w:lastRow="0" w:firstColumn="1" w:lastColumn="0" w:noHBand="0" w:noVBand="1"/>
             </w:tblPr>
             <w:tblGrid>
-              <w:gridCol w:w="2084"/>
-              <w:gridCol w:w="2231"/>
-              <w:gridCol w:w="2307"/>
+              <w:gridCol w:w="517"/>
+              <w:gridCol w:w="2832"/>
+              <w:gridCol w:w="3273"/>
             </w:tblGrid>
             <w:tr>
               <w:tc>
                 <w:tcPr>
-                  <w:tcW w:w="2400" w:type="dxa"/>
+                  <w:tcW w:w="517" w:type="dxa"/>
                   <w:shd w:val="clear" w:color="auto" w:fill="D9D9D9"/>
                 </w:tcPr>
                 <w:p>
@@ -302,7 +309,7 @@
               </w:tc>
               <w:tc>
                 <w:tcPr>
-                  <w:tcW w:w="2400" w:type="dxa"/>
+                  <w:tcW w:w="2832" w:type="dxa"/>
                   <w:shd w:val="clear" w:color="auto" w:fill="D9D9D9"/>
                 </w:tcPr>
                 <w:p>
@@ -316,7 +323,7 @@
               </w:tc>
               <w:tc>
                 <w:tcPr>
-                  <w:tcW w:w="2400" w:type="dxa"/>
+                  <w:tcW w:w="3273" w:type="dxa"/>
                   <w:shd w:val="clear" w:color="auto" w:fill="D9D9D9"/>
                 </w:tcPr>
                 <w:p>
@@ -332,7 +339,7 @@
             <w:tr>
               <w:tc>
                 <w:tcPr>
-                  <w:tcW w:w="2400" w:type="dxa"/>
+                  <w:tcW w:w="517" w:type="dxa"/>
                 </w:tcPr>
                 <w:p>
                   <w:r>
@@ -342,7 +349,7 @@
               </w:tc>
               <w:tc>
                 <w:tcPr>
-                  <w:tcW w:w="2400" w:type="dxa"/>
+                  <w:tcW w:w="2832" w:type="dxa"/>
                 </w:tcPr>
                 <w:p>
                   <w:r>
@@ -355,23 +362,11 @@
               </w:tc>
               <w:tc>
                 <w:tcPr>
-                  <w:tcW w:w="2400" w:type="dxa"/>
+                  <w:tcW w:w="3273" w:type="dxa"/>
                 </w:tcPr>
                 <w:p>
                   <w:r>
                     <w:t>This module develops the ability to design agentic systems — mastering the agentic loop and Messages API, multi-agent orchestration, hooks/programmatic enforcement, and session and workflow management.</w:t>
-                  </w:r>
-                  <w:r>
-                    <w:br/>
-                  </w:r>
-                  <w:r>
-                    <w:br/>
-                  </w:r>
-                  <w:r>
-                    <w:rPr>
-                      <w:b/>
-                    </w:rPr>
-                    <w:t>(10 sessions: 9 teaching + 1 assessment / Mon, Wed &amp; Fri / 7:00–10:00 PM / 3 hours per session)</w:t>
                   </w:r>
                 </w:p>
               </w:tc>
@@ -379,7 +374,7 @@
             <w:tr>
               <w:tc>
                 <w:tcPr>
-                  <w:tcW w:w="2400" w:type="dxa"/>
+                  <w:tcW w:w="517" w:type="dxa"/>
                 </w:tcPr>
                 <w:p>
                   <w:r>
@@ -389,7 +384,7 @@
               </w:tc>
               <w:tc>
                 <w:tcPr>
-                  <w:tcW w:w="2400" w:type="dxa"/>
+                  <w:tcW w:w="2832" w:type="dxa"/>
                 </w:tcPr>
                 <w:p>
                   <w:r>
@@ -402,23 +397,11 @@
               </w:tc>
               <w:tc>
                 <w:tcPr>
-                  <w:tcW w:w="2400" w:type="dxa"/>
+                  <w:tcW w:w="3273" w:type="dxa"/>
                 </w:tcPr>
                 <w:p>
                   <w:r>
                     <w:t>This module builds skills in designing effective tools — strong tool descriptions, structured error responses, tool distribution and selection, MCP server configuration, and use of built-in tools.</w:t>
-                  </w:r>
-                  <w:r>
-                    <w:br/>
-                  </w:r>
-                  <w:r>
-                    <w:br/>
-                  </w:r>
-                  <w:r>
-                    <w:rPr>
-                      <w:b/>
-                    </w:rPr>
-                    <w:t>(10 sessions: 9 teaching + 1 assessment / Mon, Wed &amp; Fri / 7:00–10:00 PM / 3 hours per session)</w:t>
                   </w:r>
                 </w:p>
               </w:tc>
@@ -426,7 +409,7 @@
             <w:tr>
               <w:tc>
                 <w:tcPr>
-                  <w:tcW w:w="2400" w:type="dxa"/>
+                  <w:tcW w:w="517" w:type="dxa"/>
                 </w:tcPr>
                 <w:p>
                   <w:r>
@@ -436,7 +419,7 @@
               </w:tc>
               <w:tc>
                 <w:tcPr>
-                  <w:tcW w:w="2400" w:type="dxa"/>
+                  <w:tcW w:w="2832" w:type="dxa"/>
                 </w:tcPr>
                 <w:p>
                   <w:r>
@@ -449,27 +432,11 @@
               </w:tc>
               <w:tc>
                 <w:tcPr>
-                  <w:tcW w:w="2400" w:type="dxa"/>
+                  <w:tcW w:w="3273" w:type="dxa"/>
                 </w:tcPr>
                 <w:p>
                   <w:r>
-                    <w:t xml:space="preserve">This module develops mastery of Claude Code — CLAUDE.md hierarchy and configuration, custom commands and skills, Plan Mode and iterative refinement, and CI/CD </w:t>
-                  </w:r>
-                  <w:r>
-                    <w:lastRenderedPageBreak/>
-                    <w:t>integration and batch processing.</w:t>
-                  </w:r>
-                  <w:r>
-                    <w:br/>
-                  </w:r>
-                  <w:r>
-                    <w:br/>
-                  </w:r>
-                  <w:r>
-                    <w:rPr>
-                      <w:b/>
-                    </w:rPr>
-                    <w:t>(10 sessions: 9 teaching + 1 assessment / Mon, Wed &amp; Fri / 7:00–10:00 PM / 3 hours per session)</w:t>
+                    <w:t>This module develops mastery of Claude Code — CLAUDE.md hierarchy and configuration, custom commands and skills, Plan Mode and iterative refinement, and CI/CD integration and batch processing.</w:t>
                   </w:r>
                 </w:p>
               </w:tc>
@@ -477,18 +444,17 @@
             <w:tr>
               <w:tc>
                 <w:tcPr>
-                  <w:tcW w:w="2400" w:type="dxa"/>
+                  <w:tcW w:w="517" w:type="dxa"/>
                 </w:tcPr>
                 <w:p>
                   <w:r>
-                    <w:lastRenderedPageBreak/>
                     <w:t>4</w:t>
                   </w:r>
                 </w:p>
               </w:tc>
               <w:tc>
                 <w:tcPr>
-                  <w:tcW w:w="2400" w:type="dxa"/>
+                  <w:tcW w:w="2832" w:type="dxa"/>
                 </w:tcPr>
                 <w:p>
                   <w:r>
@@ -501,23 +467,11 @@
               </w:tc>
               <w:tc>
                 <w:tcPr>
-                  <w:tcW w:w="2400" w:type="dxa"/>
+                  <w:tcW w:w="3273" w:type="dxa"/>
                 </w:tcPr>
                 <w:p>
                   <w:r>
                     <w:t>This module develops advanced prompting — explicit criteria and instruction design, few-shot prompting, tool use for structured output, and validation-retry loops with multi-pass review.</w:t>
-                  </w:r>
-                  <w:r>
-                    <w:br/>
-                  </w:r>
-                  <w:r>
-                    <w:br/>
-                  </w:r>
-                  <w:r>
-                    <w:rPr>
-                      <w:b/>
-                    </w:rPr>
-                    <w:t>(10 sessions: 9 teaching + 1 assessment / Mon, Wed &amp; Fri / 7:00–10:00 PM / 3 hours per session)</w:t>
                   </w:r>
                 </w:p>
               </w:tc>
@@ -525,7 +479,7 @@
             <w:tr>
               <w:tc>
                 <w:tcPr>
-                  <w:tcW w:w="2400" w:type="dxa"/>
+                  <w:tcW w:w="517" w:type="dxa"/>
                 </w:tcPr>
                 <w:p>
                   <w:r>
@@ -535,7 +489,7 @@
               </w:tc>
               <w:tc>
                 <w:tcPr>
-                  <w:tcW w:w="2400" w:type="dxa"/>
+                  <w:tcW w:w="2832" w:type="dxa"/>
                 </w:tcPr>
                 <w:p>
                   <w:r>
@@ -548,23 +502,11 @@
               </w:tc>
               <w:tc>
                 <w:tcPr>
-                  <w:tcW w:w="2400" w:type="dxa"/>
+                  <w:tcW w:w="3273" w:type="dxa"/>
                 </w:tcPr>
                 <w:p>
                   <w:r>
                     <w:t>This module builds production reliability skills — context optimization and positioning, escalation and error propagation, handling context degradation in extended sessions, and human review and information provenance.</w:t>
-                  </w:r>
-                  <w:r>
-                    <w:br/>
-                  </w:r>
-                  <w:r>
-                    <w:br/>
-                  </w:r>
-                  <w:r>
-                    <w:rPr>
-                      <w:b/>
-                    </w:rPr>
-                    <w:t>(10 sessions: 9 teaching + 1 assessment / Mon, Wed &amp; Fri / 7:00–10:00 PM / 3 hours per session)</w:t>
                   </w:r>
                 </w:p>
               </w:tc>
@@ -579,7 +521,7 @@
         </w:trPr>
         <w:tc>
           <w:tcPr>
-            <w:tcW w:w="3888" w:type="dxa"/>
+            <w:tcW w:w="3592" w:type="dxa"/>
             <w:shd w:val="clear" w:color="auto" w:fill="D9D9D9"/>
           </w:tcPr>
           <w:p>
@@ -591,7 +533,7 @@
         </w:tc>
         <w:tc>
           <w:tcPr>
-            <w:tcW w:w="7200" w:type="dxa"/>
+            <w:tcW w:w="6848" w:type="dxa"/>
           </w:tcPr>
           <w:p>
             <w:r>
@@ -636,7 +578,7 @@
         </w:trPr>
         <w:tc>
           <w:tcPr>
-            <w:tcW w:w="3888" w:type="dxa"/>
+            <w:tcW w:w="3592" w:type="dxa"/>
             <w:shd w:val="clear" w:color="auto" w:fill="D9D9D9"/>
           </w:tcPr>
           <w:p>
@@ -647,7 +589,7 @@
         </w:tc>
         <w:tc>
           <w:tcPr>
-            <w:tcW w:w="7200" w:type="dxa"/>
+            <w:tcW w:w="6848" w:type="dxa"/>
           </w:tcPr>
           <w:p>
             <w:r>
@@ -674,7 +616,15 @@
             </w:r>
             <w:r>
               <w:br/>
-              <w:t>• Machine Learning Engineer (LLMOps)</w:t>
+              <w:t>• Machine Learning Engineer (</w:t>
+            </w:r>
+            <w:proofErr w:type="spellStart"/>
+            <w:r>
+              <w:t>LLMOps</w:t>
+            </w:r>
+            <w:proofErr w:type="spellEnd"/>
+            <w:r>
+              <w:t>)</w:t>
             </w:r>
             <w:r>
               <w:br/>
@@ -701,11 +651,7 @@
             </w:r>
             <w:r>
               <w:br/>
-              <w:t xml:space="preserve">These roles span industries such as finance, government, healthcare, technology, </w:t>
-            </w:r>
-            <w:r>
-              <w:lastRenderedPageBreak/>
-              <w:t>and telecommunications, with opportunities for advancement into senior and lead AI architecture positions.</w:t>
+              <w:t>These roles span industries such as finance, government, healthcare, technology, and telecommunications, with opportunities for advancement into senior and lead AI architecture positions.</w:t>
             </w:r>
           </w:p>
         </w:tc>
@@ -716,19 +662,26 @@
         </w:trPr>
         <w:tc>
           <w:tcPr>
-            <w:tcW w:w="3888" w:type="dxa"/>
+            <w:tcW w:w="3592" w:type="dxa"/>
             <w:shd w:val="clear" w:color="auto" w:fill="D9D9D9"/>
           </w:tcPr>
           <w:p>
             <w:r>
-              <w:lastRenderedPageBreak/>
-              <w:t>Does the proposed course curriculum follow a foreign or international curriculum through full-time programme at the Primary, Secondary, and/or High School levels (i.e., grades 1-12) including self-developed curriculum?</w:t>
+              <w:t xml:space="preserve">Does the proposed course curriculum follow a foreign or international curriculum through full-time </w:t>
+            </w:r>
+            <w:proofErr w:type="spellStart"/>
+            <w:r>
+              <w:t>programme</w:t>
+            </w:r>
+            <w:proofErr w:type="spellEnd"/>
+            <w:r>
+              <w:t xml:space="preserve"> at the Primary, Secondary, and/or High School levels (i.e., grades 1-12) including self-developed curriculum?</w:t>
             </w:r>
           </w:p>
         </w:tc>
         <w:tc>
           <w:tcPr>
-            <w:tcW w:w="7200" w:type="dxa"/>
+            <w:tcW w:w="6848" w:type="dxa"/>
           </w:tcPr>
           <w:p>
             <w:r>
@@ -755,7 +708,7 @@
         </w:trPr>
         <w:tc>
           <w:tcPr>
-            <w:tcW w:w="3888" w:type="dxa"/>
+            <w:tcW w:w="3592" w:type="dxa"/>
             <w:shd w:val="clear" w:color="auto" w:fill="D9D9D9"/>
           </w:tcPr>
           <w:p>
@@ -782,7 +735,7 @@
         </w:tc>
         <w:tc>
           <w:tcPr>
-            <w:tcW w:w="7200" w:type="dxa"/>
+            <w:tcW w:w="6848" w:type="dxa"/>
           </w:tcPr>
           <w:p>
             <w:r>
@@ -809,7 +762,7 @@
         </w:trPr>
         <w:tc>
           <w:tcPr>
-            <w:tcW w:w="3888" w:type="dxa"/>
+            <w:tcW w:w="3592" w:type="dxa"/>
             <w:shd w:val="clear" w:color="auto" w:fill="D9D9D9"/>
           </w:tcPr>
           <w:p>
@@ -820,7 +773,7 @@
         </w:tc>
         <w:tc>
           <w:tcPr>
-            <w:tcW w:w="7200" w:type="dxa"/>
+            <w:tcW w:w="6848" w:type="dxa"/>
           </w:tcPr>
           <w:p>
             <w:r>
@@ -1055,7 +1008,15 @@
                 </w:tcPr>
                 <w:p>
                   <w:r>
-                    <w:t>Live online teaching + hands-on labs (45 sessions x 3 hrs)</w:t>
+                    <w:t xml:space="preserve">Live online teaching + hands-on labs (45 sessions x 3 </w:t>
+                  </w:r>
+                  <w:proofErr w:type="spellStart"/>
+                  <w:r>
+                    <w:t>hrs</w:t>
+                  </w:r>
+                  <w:proofErr w:type="spellEnd"/>
+                  <w:r>
+                    <w:t>)</w:t>
                   </w:r>
                 </w:p>
               </w:tc>
@@ -1139,7 +1100,15 @@
                 </w:tcPr>
                 <w:p>
                   <w:r>
-                    <w:t>3 hrs assessment per module x 5 modules</w:t>
+                    <w:t xml:space="preserve">3 </w:t>
+                  </w:r>
+                  <w:proofErr w:type="spellStart"/>
+                  <w:r>
+                    <w:t>hrs</w:t>
+                  </w:r>
+                  <w:proofErr w:type="spellEnd"/>
+                  <w:r>
+                    <w:t xml:space="preserve"> assessment per module x 5 modules</w:t>
                   </w:r>
                 </w:p>
               </w:tc>
@@ -1183,7 +1152,7 @@
         </w:trPr>
         <w:tc>
           <w:tcPr>
-            <w:tcW w:w="3888" w:type="dxa"/>
+            <w:tcW w:w="3592" w:type="dxa"/>
             <w:shd w:val="clear" w:color="auto" w:fill="D9D9D9"/>
           </w:tcPr>
           <w:p>
@@ -1194,7 +1163,7 @@
         </w:tc>
         <w:tc>
           <w:tcPr>
-            <w:tcW w:w="7200" w:type="dxa"/>
+            <w:tcW w:w="6848" w:type="dxa"/>
           </w:tcPr>
           <w:p>
             <w:r>
@@ -1223,22 +1192,31 @@
         </w:trPr>
         <w:tc>
           <w:tcPr>
-            <w:tcW w:w="3888" w:type="dxa"/>
+            <w:tcW w:w="3592" w:type="dxa"/>
             <w:shd w:val="clear" w:color="auto" w:fill="D9D9D9"/>
           </w:tcPr>
           <w:p>
             <w:r>
-              <w:t>(For certificate qualifications only) – to be read in conjunction with SSG Advisory 3/2022</w:t>
+              <w:t xml:space="preserve">(For certificate qualifications only) – to be </w:t>
+            </w:r>
+            <w:r>
+              <w:lastRenderedPageBreak/>
+              <w:t>read in conjunction with SSG Advisory 3/2022</w:t>
             </w:r>
           </w:p>
         </w:tc>
         <w:tc>
           <w:tcPr>
-            <w:tcW w:w="7200" w:type="dxa"/>
+            <w:tcW w:w="6848" w:type="dxa"/>
           </w:tcPr>
           <w:p>
             <w:r>
-              <w:t>Will the PEI issue modular certificate(s), that the students can stack towards the award of the Certificate Qualification?</w:t>
+              <w:lastRenderedPageBreak/>
+              <w:t xml:space="preserve">Will the PEI issue modular certificate(s), that the students can stack towards the </w:t>
+            </w:r>
+            <w:r>
+              <w:lastRenderedPageBreak/>
+              <w:t>award of the Certificate Qualification?</w:t>
             </w:r>
             <w:r>
               <w:br/>
@@ -1268,14 +1246,14 @@
         </w:trPr>
         <w:tc>
           <w:tcPr>
-            <w:tcW w:w="3888" w:type="dxa"/>
+            <w:tcW w:w="3592" w:type="dxa"/>
             <w:shd w:val="clear" w:color="auto" w:fill="D9D9D9"/>
           </w:tcPr>
           <w:p/>
         </w:tc>
         <w:tc>
           <w:tcPr>
-            <w:tcW w:w="7200" w:type="dxa"/>
+            <w:tcW w:w="6848" w:type="dxa"/>
           </w:tcPr>
           <w:p>
             <w:r>
@@ -1398,14 +1376,14 @@
         </w:trPr>
         <w:tc>
           <w:tcPr>
-            <w:tcW w:w="3888" w:type="dxa"/>
+            <w:tcW w:w="3592" w:type="dxa"/>
             <w:shd w:val="clear" w:color="auto" w:fill="D9D9D9"/>
           </w:tcPr>
           <w:p/>
         </w:tc>
         <w:tc>
           <w:tcPr>
-            <w:tcW w:w="7200" w:type="dxa"/>
+            <w:tcW w:w="6848" w:type="dxa"/>
           </w:tcPr>
           <w:p>
             <w:r>
@@ -1413,7 +1391,13 @@
             </w:r>
             <w:r>
               <w:br/>
-              <w:t xml:space="preserve">   approx. 6 months (part-time)</w:t>
+              <w:t xml:space="preserve">   approx. </w:t>
+            </w:r>
+            <w:r>
+              <w:t>4</w:t>
+            </w:r>
+            <w:r>
+              <w:t xml:space="preserve"> months (part-time)</w:t>
             </w:r>
             <w:r>
               <w:br/>
@@ -1432,9 +1416,6 @@
             </w:r>
             <w:r>
               <w:br/>
-            </w:r>
-            <w:r>
-              <w:lastRenderedPageBreak/>
               <w:t xml:space="preserve">   – Maintain a minimum attendance of 75% throughout the course.</w:t>
             </w:r>
           </w:p>
@@ -1446,23 +1427,30 @@
         </w:trPr>
         <w:tc>
           <w:tcPr>
-            <w:tcW w:w="3888" w:type="dxa"/>
+            <w:tcW w:w="3592" w:type="dxa"/>
             <w:shd w:val="clear" w:color="auto" w:fill="D9D9D9"/>
           </w:tcPr>
           <w:p>
             <w:r>
-              <w:lastRenderedPageBreak/>
               <w:t>Articulation Pathway</w:t>
             </w:r>
           </w:p>
         </w:tc>
         <w:tc>
           <w:tcPr>
-            <w:tcW w:w="7200" w:type="dxa"/>
+            <w:tcW w:w="6848" w:type="dxa"/>
           </w:tcPr>
           <w:p>
             <w:r>
-              <w:t>Is the proposed course a pathway programme?</w:t>
+              <w:t xml:space="preserve">Is the proposed course a pathway </w:t>
+            </w:r>
+            <w:proofErr w:type="spellStart"/>
+            <w:r>
+              <w:t>programme</w:t>
+            </w:r>
+            <w:proofErr w:type="spellEnd"/>
+            <w:r>
+              <w:t>?</w:t>
             </w:r>
             <w:r>
               <w:br/>
@@ -1492,7 +1480,7 @@
         </w:trPr>
         <w:tc>
           <w:tcPr>
-            <w:tcW w:w="3888" w:type="dxa"/>
+            <w:tcW w:w="3592" w:type="dxa"/>
             <w:shd w:val="clear" w:color="auto" w:fill="D9D9D9"/>
           </w:tcPr>
           <w:p>
@@ -1503,11 +1491,14 @@
         </w:tc>
         <w:tc>
           <w:tcPr>
-            <w:tcW w:w="7200" w:type="dxa"/>
+            <w:tcW w:w="6848" w:type="dxa"/>
           </w:tcPr>
           <w:p>
             <w:r>
-              <w:t>Not applicable — the course is self-developed by Tertiary Infotech, aligned to the publicly published Claude Certified Architect domain blueprint.</w:t>
+              <w:t>Not applicable — the course is self-developed by Tertiary Infotech</w:t>
+            </w:r>
+            <w:r>
+              <w:t xml:space="preserve"> Academy.</w:t>
             </w:r>
           </w:p>
         </w:tc>
@@ -1518,7 +1509,7 @@
         </w:trPr>
         <w:tc>
           <w:tcPr>
-            <w:tcW w:w="3888" w:type="dxa"/>
+            <w:tcW w:w="3592" w:type="dxa"/>
             <w:shd w:val="clear" w:color="auto" w:fill="D9D9D9"/>
           </w:tcPr>
           <w:p>
@@ -1529,7 +1520,7 @@
         </w:tc>
         <w:tc>
           <w:tcPr>
-            <w:tcW w:w="7200" w:type="dxa"/>
+            <w:tcW w:w="6848" w:type="dxa"/>
           </w:tcPr>
           <w:p>
             <w:r>
@@ -1544,7 +1535,7 @@
         </w:trPr>
         <w:tc>
           <w:tcPr>
-            <w:tcW w:w="3888" w:type="dxa"/>
+            <w:tcW w:w="3592" w:type="dxa"/>
             <w:shd w:val="clear" w:color="auto" w:fill="D9D9D9"/>
           </w:tcPr>
           <w:p>
@@ -1555,11 +1546,19 @@
         </w:tc>
         <w:tc>
           <w:tcPr>
-            <w:tcW w:w="7200" w:type="dxa"/>
+            <w:tcW w:w="6848" w:type="dxa"/>
           </w:tcPr>
           <w:p>
             <w:r>
-              <w:t>Is the proposed course accredited by any external organisation?</w:t>
+              <w:t xml:space="preserve">Is the proposed course accredited by any external </w:t>
+            </w:r>
+            <w:proofErr w:type="spellStart"/>
+            <w:r>
+              <w:t>organisation</w:t>
+            </w:r>
+            <w:proofErr w:type="spellEnd"/>
+            <w:r>
+              <w:t>?</w:t>
             </w:r>
             <w:r>
               <w:br/>
@@ -1571,15 +1570,6 @@
             <w:r>
               <w:br/>
             </w:r>
-            <w:r>
-              <w:br/>
-            </w:r>
-            <w:r>
-              <w:rPr>
-                <w:i/>
-              </w:rPr>
-              <w:t>Note: The course is aligned to, and prepares learners for, the external Claude Certified Architect certification examination.</w:t>
-            </w:r>
           </w:p>
         </w:tc>
       </w:tr>
@@ -1589,7 +1579,7 @@
         </w:trPr>
         <w:tc>
           <w:tcPr>
-            <w:tcW w:w="3888" w:type="dxa"/>
+            <w:tcW w:w="3592" w:type="dxa"/>
             <w:shd w:val="clear" w:color="auto" w:fill="D9D9D9"/>
           </w:tcPr>
           <w:p>
@@ -1600,11 +1590,19 @@
         </w:tc>
         <w:tc>
           <w:tcPr>
-            <w:tcW w:w="7200" w:type="dxa"/>
+            <w:tcW w:w="6848" w:type="dxa"/>
           </w:tcPr>
           <w:p>
             <w:r>
-              <w:t>Is there any other form of association, collaboration or affiliation with any other organisation or persons, either local or foreign, in respect of this course?</w:t>
+              <w:t xml:space="preserve">Is there any other form of association, collaboration or affiliation with any other </w:t>
+            </w:r>
+            <w:proofErr w:type="spellStart"/>
+            <w:r>
+              <w:t>organisation</w:t>
+            </w:r>
+            <w:proofErr w:type="spellEnd"/>
+            <w:r>
+              <w:t xml:space="preserve"> or persons, either local or foreign, in respect of this course?</w:t>
             </w:r>
             <w:r>
               <w:br/>
@@ -1622,7 +1620,7 @@
         </w:trPr>
         <w:tc>
           <w:tcPr>
-            <w:tcW w:w="3888" w:type="dxa"/>
+            <w:tcW w:w="3592" w:type="dxa"/>
             <w:shd w:val="clear" w:color="auto" w:fill="D9D9D9"/>
           </w:tcPr>
           <w:p>
@@ -1633,7 +1631,7 @@
         </w:tc>
         <w:tc>
           <w:tcPr>
-            <w:tcW w:w="7200" w:type="dxa"/>
+            <w:tcW w:w="6848" w:type="dxa"/>
           </w:tcPr>
           <w:p>
             <w:r>
@@ -1712,7 +1710,15 @@
         <w:spacing w:after="80"/>
       </w:pPr>
       <w:r>
-        <w:t>(c) the assessment methods and procedures for the course has been approved by the Examination Board; and</w:t>
+        <w:t xml:space="preserve">(c) the assessment methods and procedures for the course </w:t>
+      </w:r>
+      <w:proofErr w:type="gramStart"/>
+      <w:r>
+        <w:t>has</w:t>
+      </w:r>
+      <w:proofErr w:type="gramEnd"/>
+      <w:r>
+        <w:t xml:space="preserve"> been approved by the Examination Board; and</w:t>
       </w:r>
     </w:p>
     <w:p>

--- a/02. Advanced Certificate in Agentic AI Coding and Architecting/Advanced Certificate in Agentic AI Coding and Architecting.docx
+++ b/02. Advanced Certificate in Agentic AI Coding and Architecting/Advanced Certificate in Agentic AI Coding and Architecting.docx
@@ -1167,21 +1167,23 @@
           </w:tcPr>
           <w:p>
             <w:r>
-              <w:t>Age: 21 years old</w:t>
+              <w:t>Age:</w:t>
             </w:r>
             <w:r>
               <w:br/>
+              <w:t>At least 21 years old</w:t>
             </w:r>
             <w:r>
               <w:br/>
-              <w:t>Language Proficiency: At least C6 for GCE "O" Level English (or equivalent)</w:t>
+              <w:t>Academic:</w:t>
             </w:r>
             <w:r>
               <w:br/>
+              <w:t>At least C6 at GCE O-Level in any 3 subjects, or equivalent; or</w:t>
             </w:r>
             <w:r>
               <w:br/>
-              <w:t>Academic: At least a Diploma in IT / Computer Science / Engineering, OR GCE "A" Level, OR relevant work experience. Basic programming and command-line literacy required.</w:t>
+              <w:t>Mature candidate who is at least 25 years old with at least 4 years of working experience</w:t>
             </w:r>
           </w:p>
         </w:tc>
